--- a/TS-Kramam/TS-4.3/TS 4.3 Tamil Krama Paatam Corrections.docx
+++ b/TS-Kramam/TS-4.3/TS 4.3 Tamil Krama Paatam Corrections.docx
@@ -1,6 +1,6 @@
 
 <file path=word/document.xml><?xml version="1.0" encoding="utf-8"?>
-<w:document xmlns:wpc="http://schemas.microsoft.com/office/word/2010/wordprocessingCanvas" xmlns:cx="http://schemas.microsoft.com/office/drawing/2014/chartex" xmlns:cx1="http://schemas.microsoft.com/office/drawing/2015/9/8/chartex" xmlns:cx2="http://schemas.microsoft.com/office/drawing/2015/10/21/chartex" xmlns:cx3="http://schemas.microsoft.com/office/drawing/2016/5/9/chartex" xmlns:cx4="http://schemas.microsoft.com/office/drawing/2016/5/10/chartex" xmlns:cx5="http://schemas.microsoft.com/office/drawing/2016/5/11/chartex" xmlns:cx6="http://schemas.microsoft.com/office/drawing/2016/5/12/chartex" xmlns:cx7="http://schemas.microsoft.com/office/drawing/2016/5/13/chartex" xmlns:cx8="http://schemas.microsoft.com/office/drawing/2016/5/14/chartex" xmlns:mc="http://schemas.openxmlformats.org/markup-compatibility/2006" xmlns:aink="http://schemas.microsoft.com/office/drawing/2016/ink" xmlns:am3d="http://schemas.microsoft.com/office/drawing/2017/model3d" xmlns:o="urn:schemas-microsoft-com:office:office" xmlns:oel="http://schemas.microsoft.com/office/2019/extlst" xmlns:r="http://schemas.openxmlformats.org/officeDocument/2006/relationships" xmlns:m="http://schemas.openxmlformats.org/officeDocument/2006/math" xmlns:v="urn:schemas-microsoft-com:vml" xmlns:wp14="http://schemas.microsoft.com/office/word/2010/wordprocessingDrawing" xmlns:wp="http://schemas.openxmlformats.org/drawingml/2006/wordprocessingDrawing" xmlns:w10="urn:schemas-microsoft-com:office:word" xmlns:w="http://schemas.openxmlformats.org/wordprocessingml/2006/main" xmlns:w14="http://schemas.microsoft.com/office/word/2010/wordml" xmlns:w15="http://schemas.microsoft.com/office/word/2012/wordml" xmlns:w16cei="http://schemas.microsoft.com/office/word/2026/wordml/cei" xmlns:w16cex="http://schemas.microsoft.com/office/word/2018/wordml/cex" xmlns:w16cid="http://schemas.microsoft.com/office/word/2016/wordml/cid" xmlns:w16="http://schemas.microsoft.com/office/word/2018/wordml" xmlns:w16du="http://schemas.microsoft.com/office/word/2023/wordml/word16du" xmlns:w16sdtdh="http://schemas.microsoft.com/office/word/2020/wordml/sdtdatahash" xmlns:w16sdtfl="http://schemas.microsoft.com/office/word/2024/wordml/sdtformatlock" xmlns:w16se="http://schemas.microsoft.com/office/word/2015/wordml/symex" xmlns:wpg="http://schemas.microsoft.com/office/word/2010/wordprocessingGroup" xmlns:wpi="http://schemas.microsoft.com/office/word/2010/wordprocessingInk" xmlns:wne="http://schemas.microsoft.com/office/word/2006/wordml" xmlns:wps="http://schemas.microsoft.com/office/word/2010/wordprocessingShape" mc:Ignorable="w14 w15 w16se w16cid w16 w16cex w16sdtdh w16sdtfl w16du wp14">
+<w:document xmlns:wpc="http://schemas.microsoft.com/office/word/2010/wordprocessingCanvas" xmlns:cx="http://schemas.microsoft.com/office/drawing/2014/chartex" xmlns:cx1="http://schemas.microsoft.com/office/drawing/2015/9/8/chartex" xmlns:cx2="http://schemas.microsoft.com/office/drawing/2015/10/21/chartex" xmlns:cx3="http://schemas.microsoft.com/office/drawing/2016/5/9/chartex" xmlns:cx4="http://schemas.microsoft.com/office/drawing/2016/5/10/chartex" xmlns:cx5="http://schemas.microsoft.com/office/drawing/2016/5/11/chartex" xmlns:cx6="http://schemas.microsoft.com/office/drawing/2016/5/12/chartex" xmlns:cx7="http://schemas.microsoft.com/office/drawing/2016/5/13/chartex" xmlns:cx8="http://schemas.microsoft.com/office/drawing/2016/5/14/chartex" xmlns:mc="http://schemas.openxmlformats.org/markup-compatibility/2006" xmlns:aink="http://schemas.microsoft.com/office/drawing/2016/ink" xmlns:am3d="http://schemas.microsoft.com/office/drawing/2017/model3d" xmlns:o="urn:schemas-microsoft-com:office:office" xmlns:oel="http://schemas.microsoft.com/office/2019/extlst" xmlns:r="http://schemas.openxmlformats.org/officeDocument/2006/relationships" xmlns:m="http://schemas.openxmlformats.org/officeDocument/2006/math" xmlns:v="urn:schemas-microsoft-com:vml" xmlns:wp14="http://schemas.microsoft.com/office/word/2010/wordprocessingDrawing" xmlns:wp="http://schemas.openxmlformats.org/drawingml/2006/wordprocessingDrawing" xmlns:w10="urn:schemas-microsoft-com:office:word" xmlns:w="http://schemas.openxmlformats.org/wordprocessingml/2006/main" xmlns:w14="http://schemas.microsoft.com/office/word/2010/wordml" xmlns:w15="http://schemas.microsoft.com/office/word/2012/wordml" xmlns:w16cex="http://schemas.microsoft.com/office/word/2018/wordml/cex" xmlns:w16cid="http://schemas.microsoft.com/office/word/2016/wordml/cid" xmlns:w16="http://schemas.microsoft.com/office/word/2018/wordml" xmlns:w16du="http://schemas.microsoft.com/office/word/2023/wordml/word16du" xmlns:w16sdtdh="http://schemas.microsoft.com/office/word/2020/wordml/sdtdatahash" xmlns:w16sdtfl="http://schemas.microsoft.com/office/word/2024/wordml/sdtformatlock" xmlns:w16se="http://schemas.microsoft.com/office/word/2015/wordml/symex" xmlns:wpg="http://schemas.microsoft.com/office/word/2010/wordprocessingGroup" xmlns:wpi="http://schemas.microsoft.com/office/word/2010/wordprocessingInk" xmlns:wne="http://schemas.microsoft.com/office/word/2006/wordml" xmlns:wps="http://schemas.microsoft.com/office/word/2010/wordprocessingShape" mc:Ignorable="w14 w15 w16se w16cid w16 w16cex w16sdtdh w16sdtfl w16du wp14">
   <w:body>
     <w:p>
       <w:pPr>
@@ -89,6 +89,7 @@
           <w:bCs/>
           <w:sz w:val="32"/>
           <w:szCs w:val="32"/>
+          <w:highlight w:val="red"/>
           <w:u w:val="single"/>
         </w:rPr>
         <w:t>xxxxxxx</w:t>
@@ -858,6 +859,579 @@
                 <w:sz w:val="28"/>
                 <w:szCs w:val="28"/>
                 <w:lang w:bidi="ta-IN"/>
+              </w:rPr>
+              <w:t xml:space="preserve"> |</w:t>
+            </w:r>
+          </w:p>
+        </w:tc>
+      </w:tr>
+      <w:tr>
+        <w:trPr>
+          <w:trHeight w:val="1619"/>
+        </w:trPr>
+        <w:tc>
+          <w:tcPr>
+            <w:tcW w:w="3906" w:type="dxa"/>
+            <w:tcBorders>
+              <w:top w:val="single" w:sz="4" w:space="0" w:color="000000"/>
+              <w:left w:val="single" w:sz="4" w:space="0" w:color="000000"/>
+              <w:bottom w:val="single" w:sz="4" w:space="0" w:color="000000"/>
+              <w:right w:val="single" w:sz="4" w:space="0" w:color="000000"/>
+            </w:tcBorders>
+          </w:tcPr>
+          <w:p>
+            <w:pPr>
+              <w:widowControl w:val="0"/>
+              <w:tabs>
+                <w:tab w:val="left" w:pos="993"/>
+              </w:tabs>
+              <w:autoSpaceDE w:val="0"/>
+              <w:autoSpaceDN w:val="0"/>
+              <w:adjustRightInd w:val="0"/>
+              <w:spacing w:before="0" w:line="240" w:lineRule="auto"/>
+              <w:ind w:right="297"/>
+              <w:rPr>
+                <w:rFonts w:cs="Arial"/>
+                <w:b/>
+                <w:sz w:val="28"/>
+                <w:szCs w:val="32"/>
+              </w:rPr>
+            </w:pPr>
+            <w:r>
+              <w:rPr>
+                <w:rFonts w:cs="Arial"/>
+                <w:b/>
+                <w:sz w:val="28"/>
+                <w:szCs w:val="32"/>
+              </w:rPr>
+              <w:t>T.S.4.3.</w:t>
+            </w:r>
+            <w:r>
+              <w:rPr>
+                <w:rFonts w:cs="Arial"/>
+                <w:b/>
+                <w:sz w:val="28"/>
+                <w:szCs w:val="32"/>
+              </w:rPr>
+              <w:t>6.1</w:t>
+            </w:r>
+            <w:r>
+              <w:rPr>
+                <w:rFonts w:cs="Arial"/>
+                <w:b/>
+                <w:sz w:val="28"/>
+                <w:szCs w:val="32"/>
+              </w:rPr>
+              <w:t xml:space="preserve"> – Kramam</w:t>
+            </w:r>
+          </w:p>
+          <w:p>
+            <w:pPr>
+              <w:widowControl w:val="0"/>
+              <w:tabs>
+                <w:tab w:val="left" w:pos="993"/>
+              </w:tabs>
+              <w:autoSpaceDE w:val="0"/>
+              <w:autoSpaceDN w:val="0"/>
+              <w:adjustRightInd w:val="0"/>
+              <w:spacing w:before="0" w:line="240" w:lineRule="auto"/>
+              <w:ind w:right="297"/>
+              <w:rPr>
+                <w:rFonts w:cs="Arial"/>
+                <w:b/>
+                <w:sz w:val="28"/>
+                <w:szCs w:val="32"/>
+                <w:lang w:val="en-IN"/>
+              </w:rPr>
+            </w:pPr>
+            <w:r>
+              <w:rPr>
+                <w:rFonts w:cs="Arial"/>
+                <w:b/>
+                <w:sz w:val="28"/>
+                <w:szCs w:val="32"/>
+                <w:lang w:val="en-IN"/>
+              </w:rPr>
+              <w:t>Krama Vaakyam No.– 35</w:t>
+            </w:r>
+          </w:p>
+          <w:p>
+            <w:pPr>
+              <w:widowControl w:val="0"/>
+              <w:tabs>
+                <w:tab w:val="left" w:pos="993"/>
+              </w:tabs>
+              <w:autoSpaceDE w:val="0"/>
+              <w:autoSpaceDN w:val="0"/>
+              <w:adjustRightInd w:val="0"/>
+              <w:spacing w:before="0" w:line="240" w:lineRule="auto"/>
+              <w:ind w:right="297"/>
+              <w:rPr>
+                <w:rFonts w:cs="Arial"/>
+                <w:b/>
+                <w:sz w:val="28"/>
+                <w:szCs w:val="32"/>
+                <w:lang w:val="it-IT"/>
+              </w:rPr>
+            </w:pPr>
+            <w:r>
+              <w:rPr>
+                <w:rFonts w:cs="Arial"/>
+                <w:b/>
+                <w:sz w:val="28"/>
+                <w:szCs w:val="32"/>
+                <w:lang w:val="it-IT"/>
+              </w:rPr>
+              <w:t>Panchaati No</w:t>
+            </w:r>
+            <w:r>
+              <w:rPr>
+                <w:rFonts w:cs="Arial"/>
+                <w:b/>
+                <w:szCs w:val="32"/>
+                <w:lang w:val="it-IT"/>
+              </w:rPr>
+              <w:t xml:space="preserve">. - </w:t>
+            </w:r>
+            <w:r>
+              <w:rPr>
+                <w:rFonts w:cs="Arial"/>
+                <w:b/>
+                <w:sz w:val="28"/>
+                <w:szCs w:val="32"/>
+                <w:lang w:val="it-IT"/>
+              </w:rPr>
+              <w:t>11</w:t>
+            </w:r>
+          </w:p>
+        </w:tc>
+        <w:tc>
+          <w:tcPr>
+            <w:tcW w:w="5103" w:type="dxa"/>
+            <w:tcBorders>
+              <w:top w:val="single" w:sz="4" w:space="0" w:color="000000"/>
+              <w:left w:val="single" w:sz="4" w:space="0" w:color="000000"/>
+              <w:bottom w:val="single" w:sz="4" w:space="0" w:color="000000"/>
+              <w:right w:val="single" w:sz="4" w:space="0" w:color="000000"/>
+            </w:tcBorders>
+          </w:tcPr>
+          <w:p>
+            <w:pPr>
+              <w:widowControl w:val="0"/>
+              <w:autoSpaceDE w:val="0"/>
+              <w:autoSpaceDN w:val="0"/>
+              <w:adjustRightInd w:val="0"/>
+              <w:spacing w:before="0" w:line="240" w:lineRule="auto"/>
+              <w:rPr>
+                <w:rFonts w:ascii="BRH Malayalam Extra" w:hAnsi="BRH Malayalam Extra" w:cs="BRH Malayalam Extra"/>
+                <w:color w:val="000000"/>
+                <w:sz w:val="40"/>
+                <w:szCs w:val="40"/>
+                <w:lang w:val="it-IT"/>
+              </w:rPr>
+            </w:pPr>
+            <w:r>
+              <w:rPr>
+                <w:rFonts w:ascii="Latha" w:hAnsi="Latha" w:cs="Latha"/>
+                <w:sz w:val="28"/>
+                <w:szCs w:val="28"/>
+                <w:cs/>
+                <w:lang w:bidi="ta-IN"/>
+              </w:rPr>
+              <w:t>அ</w:t>
+            </w:r>
+            <w:r>
+              <w:rPr>
+                <w:rFonts w:ascii="BRH Tamil Tab Extra" w:hAnsi="BRH Tamil Tab Extra" w:cs="Latha"/>
+                <w:b/>
+                <w:sz w:val="36"/>
+                <w:szCs w:val="28"/>
+                <w:lang w:val="it-IT" w:bidi="ta-IN"/>
+              </w:rPr>
+              <w:t>…</w:t>
+            </w:r>
+            <w:r>
+              <w:rPr>
+                <w:rFonts w:ascii="Latha" w:hAnsi="Latha" w:cs="Latha"/>
+                <w:sz w:val="28"/>
+                <w:szCs w:val="28"/>
+                <w:cs/>
+                <w:lang w:bidi="ta-IN"/>
+              </w:rPr>
+              <w:t>ந்தரி</w:t>
+            </w:r>
+            <w:r>
+              <w:rPr>
+                <w:rFonts w:ascii="BRH Tamil Tab Extra" w:hAnsi="BRH Tamil Tab Extra" w:cs="Latha"/>
+                <w:b/>
+                <w:sz w:val="36"/>
+                <w:szCs w:val="28"/>
+                <w:lang w:val="it-IT" w:bidi="ta-IN"/>
+              </w:rPr>
+              <w:t>†</w:t>
+            </w:r>
+            <w:r>
+              <w:rPr>
+                <w:rFonts w:ascii="Latha" w:hAnsi="Latha" w:cs="Latha"/>
+                <w:sz w:val="28"/>
+                <w:szCs w:val="28"/>
+                <w:cs/>
+                <w:lang w:bidi="ta-IN"/>
+              </w:rPr>
+              <w:t>க்ஷம்</w:t>
+            </w:r>
+            <w:r>
+              <w:rPr>
+                <w:rFonts w:ascii="Latha" w:hAnsi="Latha" w:cs="Latha"/>
+                <w:sz w:val="28"/>
+                <w:szCs w:val="28"/>
+                <w:lang w:val="it-IT" w:bidi="ta-IN"/>
+              </w:rPr>
+              <w:t xml:space="preserve"> </w:t>
+            </w:r>
+            <w:r>
+              <w:rPr>
+                <w:rFonts w:ascii="BRH Devanagari Extra" w:hAnsi="BRH Devanagari Extra" w:cs="Latha"/>
+                <w:b/>
+                <w:sz w:val="36"/>
+                <w:szCs w:val="28"/>
+                <w:lang w:val="it-IT" w:bidi="ta-IN"/>
+              </w:rPr>
+              <w:t>Æ</w:t>
+            </w:r>
+            <w:r>
+              <w:rPr>
+                <w:rFonts w:ascii="Latha" w:hAnsi="Latha" w:cs="Latha"/>
+                <w:sz w:val="28"/>
+                <w:szCs w:val="28"/>
+                <w:cs/>
+                <w:lang w:bidi="ta-IN"/>
+              </w:rPr>
+              <w:t>யச்ச</w:t>
+            </w:r>
+            <w:r>
+              <w:rPr>
+                <w:rFonts w:ascii="Latha" w:hAnsi="Latha" w:cs="Latha"/>
+                <w:b/>
+                <w:bCs/>
+                <w:position w:val="-12"/>
+                <w:sz w:val="28"/>
+                <w:szCs w:val="28"/>
+                <w:cs/>
+                <w:lang w:bidi="ta-IN"/>
+              </w:rPr>
+              <w:t>2</w:t>
+            </w:r>
+            <w:r>
+              <w:rPr>
+                <w:rFonts w:ascii="Latha" w:hAnsi="Latha" w:cs="Latha"/>
+                <w:sz w:val="28"/>
+                <w:szCs w:val="28"/>
+                <w:lang w:val="it-IT" w:bidi="ta-IN"/>
+              </w:rPr>
+              <w:t xml:space="preserve"> | </w:t>
+            </w:r>
+            <w:r>
+              <w:rPr>
+                <w:rFonts w:ascii="Latha" w:hAnsi="Latha" w:cs="Latha"/>
+                <w:sz w:val="28"/>
+                <w:szCs w:val="28"/>
+                <w:highlight w:val="yellow"/>
+                <w:cs/>
+                <w:lang w:bidi="ta-IN"/>
+              </w:rPr>
+              <w:t>ய</w:t>
+            </w:r>
+            <w:r>
+              <w:rPr>
+                <w:rFonts w:ascii="Latha" w:hAnsi="Latha" w:cs="Latha"/>
+                <w:sz w:val="28"/>
+                <w:szCs w:val="28"/>
+                <w:cs/>
+                <w:lang w:bidi="ta-IN"/>
+              </w:rPr>
+              <w:t>ச்சா</w:t>
+            </w:r>
+            <w:r>
+              <w:rPr>
+                <w:rFonts w:ascii="BRH Tamil Tab Extra" w:hAnsi="BRH Tamil Tab Extra" w:cs="Latha"/>
+                <w:b/>
+                <w:sz w:val="36"/>
+                <w:szCs w:val="28"/>
+                <w:lang w:val="it-IT" w:bidi="ta-IN"/>
+              </w:rPr>
+              <w:t>…</w:t>
+            </w:r>
+            <w:r>
+              <w:rPr>
+                <w:rFonts w:ascii="Latha" w:hAnsi="Latha" w:cs="Latha"/>
+                <w:b/>
+                <w:bCs/>
+                <w:position w:val="-12"/>
+                <w:sz w:val="28"/>
+                <w:szCs w:val="28"/>
+                <w:cs/>
+                <w:lang w:bidi="ta-IN"/>
+              </w:rPr>
+              <w:t>2</w:t>
+            </w:r>
+            <w:r>
+              <w:rPr>
+                <w:rFonts w:ascii="Latha" w:hAnsi="Latha" w:cs="Latha"/>
+                <w:sz w:val="28"/>
+                <w:szCs w:val="28"/>
+                <w:cs/>
+                <w:lang w:bidi="ta-IN"/>
+              </w:rPr>
+              <w:t>ந்தரி</w:t>
+            </w:r>
+            <w:r>
+              <w:rPr>
+                <w:rFonts w:ascii="BRH Tamil Tab Extra" w:hAnsi="BRH Tamil Tab Extra" w:cs="Latha"/>
+                <w:b/>
+                <w:sz w:val="36"/>
+                <w:szCs w:val="28"/>
+                <w:lang w:val="it-IT" w:bidi="ta-IN"/>
+              </w:rPr>
+              <w:t>†</w:t>
+            </w:r>
+            <w:r>
+              <w:rPr>
+                <w:rFonts w:ascii="Latha" w:hAnsi="Latha" w:cs="Latha"/>
+                <w:sz w:val="28"/>
+                <w:szCs w:val="28"/>
+                <w:cs/>
+                <w:lang w:bidi="ta-IN"/>
+              </w:rPr>
+              <w:t>க்ஷம்</w:t>
+            </w:r>
+            <w:r>
+              <w:rPr>
+                <w:rFonts w:ascii="Latha" w:hAnsi="Latha" w:cs="Latha"/>
+                <w:sz w:val="28"/>
+                <w:szCs w:val="28"/>
+                <w:lang w:val="it-IT" w:bidi="ta-IN"/>
+              </w:rPr>
+              <w:t xml:space="preserve"> |</w:t>
+            </w:r>
+          </w:p>
+        </w:tc>
+        <w:tc>
+          <w:tcPr>
+            <w:tcW w:w="5386" w:type="dxa"/>
+            <w:tcBorders>
+              <w:top w:val="single" w:sz="4" w:space="0" w:color="000000"/>
+              <w:left w:val="single" w:sz="4" w:space="0" w:color="000000"/>
+              <w:bottom w:val="single" w:sz="4" w:space="0" w:color="000000"/>
+              <w:right w:val="single" w:sz="4" w:space="0" w:color="000000"/>
+            </w:tcBorders>
+          </w:tcPr>
+          <w:p>
+            <w:pPr>
+              <w:widowControl w:val="0"/>
+              <w:autoSpaceDE w:val="0"/>
+              <w:autoSpaceDN w:val="0"/>
+              <w:adjustRightInd w:val="0"/>
+              <w:spacing w:before="0" w:line="240" w:lineRule="auto"/>
+              <w:rPr>
+                <w:rFonts w:ascii="BRH Malayalam Extra" w:hAnsi="BRH Malayalam Extra" w:cs="BRH Malayalam Extra"/>
+                <w:color w:val="000000"/>
+                <w:sz w:val="40"/>
+                <w:szCs w:val="40"/>
+                <w:lang w:val="it-IT"/>
+              </w:rPr>
+            </w:pPr>
+            <w:r>
+              <w:rPr>
+                <w:rFonts w:ascii="Latha" w:hAnsi="Latha" w:cs="Latha"/>
+                <w:sz w:val="28"/>
+                <w:szCs w:val="28"/>
+                <w:cs/>
+                <w:lang w:bidi="ta-IN"/>
+              </w:rPr>
+              <w:t>அ</w:t>
+            </w:r>
+            <w:r>
+              <w:rPr>
+                <w:rFonts w:ascii="BRH Tamil Tab Extra" w:hAnsi="BRH Tamil Tab Extra" w:cs="Latha"/>
+                <w:b/>
+                <w:sz w:val="36"/>
+                <w:szCs w:val="28"/>
+                <w:lang w:val="it-IT" w:bidi="ta-IN"/>
+              </w:rPr>
+              <w:t>…</w:t>
+            </w:r>
+            <w:r>
+              <w:rPr>
+                <w:rFonts w:ascii="Latha" w:hAnsi="Latha" w:cs="Latha"/>
+                <w:sz w:val="28"/>
+                <w:szCs w:val="28"/>
+                <w:cs/>
+                <w:lang w:bidi="ta-IN"/>
+              </w:rPr>
+              <w:t>ந்தரி</w:t>
+            </w:r>
+            <w:r>
+              <w:rPr>
+                <w:rFonts w:ascii="BRH Tamil Tab Extra" w:hAnsi="BRH Tamil Tab Extra" w:cs="Latha"/>
+                <w:b/>
+                <w:sz w:val="36"/>
+                <w:szCs w:val="28"/>
+                <w:lang w:val="it-IT" w:bidi="ta-IN"/>
+              </w:rPr>
+              <w:t>†</w:t>
+            </w:r>
+            <w:r>
+              <w:rPr>
+                <w:rFonts w:ascii="Latha" w:hAnsi="Latha" w:cs="Latha"/>
+                <w:sz w:val="28"/>
+                <w:szCs w:val="28"/>
+                <w:cs/>
+                <w:lang w:bidi="ta-IN"/>
+              </w:rPr>
+              <w:t>க்ஷம்</w:t>
+            </w:r>
+            <w:r>
+              <w:rPr>
+                <w:rFonts w:ascii="Latha" w:hAnsi="Latha" w:cs="Latha"/>
+                <w:sz w:val="28"/>
+                <w:szCs w:val="28"/>
+                <w:lang w:val="it-IT" w:bidi="ta-IN"/>
+              </w:rPr>
+              <w:t xml:space="preserve"> </w:t>
+            </w:r>
+            <w:r>
+              <w:rPr>
+                <w:rFonts w:ascii="BRH Devanagari Extra" w:hAnsi="BRH Devanagari Extra" w:cs="Latha"/>
+                <w:b/>
+                <w:sz w:val="36"/>
+                <w:szCs w:val="28"/>
+                <w:lang w:val="it-IT" w:bidi="ta-IN"/>
+              </w:rPr>
+              <w:t>Æ</w:t>
+            </w:r>
+            <w:r>
+              <w:rPr>
+                <w:rFonts w:ascii="Latha" w:hAnsi="Latha" w:cs="Latha"/>
+                <w:sz w:val="28"/>
+                <w:szCs w:val="28"/>
+                <w:cs/>
+                <w:lang w:bidi="ta-IN"/>
+              </w:rPr>
+              <w:t>யச்ச</w:t>
+            </w:r>
+            <w:r>
+              <w:rPr>
+                <w:rFonts w:ascii="Latha" w:hAnsi="Latha" w:cs="Latha"/>
+                <w:b/>
+                <w:bCs/>
+                <w:position w:val="-12"/>
+                <w:sz w:val="28"/>
+                <w:szCs w:val="28"/>
+                <w:cs/>
+                <w:lang w:bidi="ta-IN"/>
+              </w:rPr>
+              <w:t>2</w:t>
+            </w:r>
+            <w:r>
+              <w:rPr>
+                <w:rFonts w:ascii="Latha" w:hAnsi="Latha" w:cs="Latha"/>
+                <w:sz w:val="28"/>
+                <w:szCs w:val="28"/>
+                <w:lang w:val="it-IT" w:bidi="ta-IN"/>
+              </w:rPr>
+              <w:t xml:space="preserve"> | </w:t>
+            </w:r>
+            <w:r>
+              <w:rPr>
+                <w:rFonts w:ascii="Latha" w:hAnsi="Latha" w:cs="Latha"/>
+                <w:sz w:val="28"/>
+                <w:szCs w:val="28"/>
+                <w:highlight w:val="green"/>
+                <w:cs/>
+                <w:lang w:bidi="ta-IN"/>
+              </w:rPr>
+              <w:t>ய</w:t>
+            </w:r>
+            <w:r>
+              <w:rPr>
+                <w:rFonts w:ascii="BRH Tamil Tab Extra" w:hAnsi="BRH Tamil Tab Extra" w:cs="Latha"/>
+                <w:b/>
+                <w:sz w:val="36"/>
+                <w:szCs w:val="28"/>
+                <w:lang w:val="it-IT" w:bidi="ta-IN"/>
+              </w:rPr>
+              <w:t>…</w:t>
+            </w:r>
+            <w:r>
+              <w:rPr>
+                <w:rFonts w:ascii="Latha" w:hAnsi="Latha" w:cs="Latha"/>
+                <w:sz w:val="28"/>
+                <w:szCs w:val="28"/>
+                <w:cs/>
+                <w:lang w:bidi="ta-IN"/>
+              </w:rPr>
+              <w:t>ச்சா</w:t>
+            </w:r>
+            <w:r>
+              <w:rPr>
+                <w:rFonts w:ascii="BRH Tamil Tab Extra" w:hAnsi="BRH Tamil Tab Extra" w:cs="Latha"/>
+                <w:b/>
+                <w:sz w:val="36"/>
+                <w:szCs w:val="28"/>
+                <w:lang w:val="it-IT" w:bidi="ta-IN"/>
+              </w:rPr>
+              <w:t>…</w:t>
+            </w:r>
+            <w:r>
+              <w:rPr>
+                <w:rFonts w:ascii="Latha" w:hAnsi="Latha" w:cs="Latha"/>
+                <w:b/>
+                <w:bCs/>
+                <w:position w:val="-12"/>
+                <w:sz w:val="28"/>
+                <w:szCs w:val="28"/>
+                <w:cs/>
+                <w:lang w:bidi="ta-IN"/>
+              </w:rPr>
+              <w:t>2</w:t>
+            </w:r>
+            <w:r>
+              <w:rPr>
+                <w:rFonts w:ascii="Latha" w:hAnsi="Latha" w:cs="Latha"/>
+                <w:sz w:val="28"/>
+                <w:szCs w:val="28"/>
+                <w:cs/>
+                <w:lang w:bidi="ta-IN"/>
+              </w:rPr>
+              <w:t>ந்தரி</w:t>
+            </w:r>
+            <w:r>
+              <w:rPr>
+                <w:rFonts w:ascii="BRH Tamil Tab Extra" w:hAnsi="BRH Tamil Tab Extra" w:cs="Latha"/>
+                <w:b/>
+                <w:sz w:val="36"/>
+                <w:szCs w:val="28"/>
+                <w:lang w:val="it-IT" w:bidi="ta-IN"/>
+              </w:rPr>
+              <w:t>†</w:t>
+            </w:r>
+            <w:r>
+              <w:rPr>
+                <w:rFonts w:ascii="Latha" w:hAnsi="Latha" w:cs="Latha"/>
+                <w:sz w:val="28"/>
+                <w:szCs w:val="28"/>
+                <w:cs/>
+                <w:lang w:bidi="ta-IN"/>
+              </w:rPr>
+              <w:t>க்ஷம்</w:t>
+            </w:r>
+            <w:r>
+              <w:rPr>
+                <w:rFonts w:ascii="Latha" w:hAnsi="Latha" w:cs="Latha"/>
+                <w:sz w:val="28"/>
+                <w:szCs w:val="28"/>
+                <w:lang w:val="it-IT" w:bidi="ta-IN"/>
               </w:rPr>
               <w:t xml:space="preserve"> |</w:t>
             </w:r>
@@ -2409,6 +2983,7 @@
                 <w:sz w:val="32"/>
                 <w:szCs w:val="32"/>
               </w:rPr>
+              <w:lastRenderedPageBreak/>
               <w:t>Section, Paragraph</w:t>
             </w:r>
           </w:p>
@@ -2527,7 +3102,6 @@
                 <w:sz w:val="28"/>
                 <w:szCs w:val="32"/>
               </w:rPr>
-              <w:lastRenderedPageBreak/>
               <w:t>T.S.4.3.</w:t>
             </w:r>
             <w:r>
@@ -18313,7 +18887,7 @@
 </file>
 
 <file path=word/endnotes.xml><?xml version="1.0" encoding="utf-8"?>
-<w:endnotes xmlns:wpc="http://schemas.microsoft.com/office/word/2010/wordprocessingCanvas" xmlns:cx="http://schemas.microsoft.com/office/drawing/2014/chartex" xmlns:cx1="http://schemas.microsoft.com/office/drawing/2015/9/8/chartex" xmlns:cx2="http://schemas.microsoft.com/office/drawing/2015/10/21/chartex" xmlns:cx3="http://schemas.microsoft.com/office/drawing/2016/5/9/chartex" xmlns:cx4="http://schemas.microsoft.com/office/drawing/2016/5/10/chartex" xmlns:cx5="http://schemas.microsoft.com/office/drawing/2016/5/11/chartex" xmlns:cx6="http://schemas.microsoft.com/office/drawing/2016/5/12/chartex" xmlns:cx7="http://schemas.microsoft.com/office/drawing/2016/5/13/chartex" xmlns:cx8="http://schemas.microsoft.com/office/drawing/2016/5/14/chartex" xmlns:mc="http://schemas.openxmlformats.org/markup-compatibility/2006" xmlns:aink="http://schemas.microsoft.com/office/drawing/2016/ink" xmlns:am3d="http://schemas.microsoft.com/office/drawing/2017/model3d" xmlns:o="urn:schemas-microsoft-com:office:office" xmlns:oel="http://schemas.microsoft.com/office/2019/extlst" xmlns:r="http://schemas.openxmlformats.org/officeDocument/2006/relationships" xmlns:m="http://schemas.openxmlformats.org/officeDocument/2006/math" xmlns:v="urn:schemas-microsoft-com:vml" xmlns:wp14="http://schemas.microsoft.com/office/word/2010/wordprocessingDrawing" xmlns:wp="http://schemas.openxmlformats.org/drawingml/2006/wordprocessingDrawing" xmlns:w10="urn:schemas-microsoft-com:office:word" xmlns:w="http://schemas.openxmlformats.org/wordprocessingml/2006/main" xmlns:w14="http://schemas.microsoft.com/office/word/2010/wordml" xmlns:w15="http://schemas.microsoft.com/office/word/2012/wordml" xmlns:w16cei="http://schemas.microsoft.com/office/word/2026/wordml/cei" xmlns:w16cex="http://schemas.microsoft.com/office/word/2018/wordml/cex" xmlns:w16cid="http://schemas.microsoft.com/office/word/2016/wordml/cid" xmlns:w16="http://schemas.microsoft.com/office/word/2018/wordml" xmlns:w16du="http://schemas.microsoft.com/office/word/2023/wordml/word16du" xmlns:w16sdtdh="http://schemas.microsoft.com/office/word/2020/wordml/sdtdatahash" xmlns:w16sdtfl="http://schemas.microsoft.com/office/word/2024/wordml/sdtformatlock" xmlns:w16se="http://schemas.microsoft.com/office/word/2015/wordml/symex" xmlns:wpg="http://schemas.microsoft.com/office/word/2010/wordprocessingGroup" xmlns:wpi="http://schemas.microsoft.com/office/word/2010/wordprocessingInk" xmlns:wne="http://schemas.microsoft.com/office/word/2006/wordml" xmlns:wps="http://schemas.microsoft.com/office/word/2010/wordprocessingShape" mc:Ignorable="w14 w15 w16se w16cid w16 w16cex w16sdtdh w16sdtfl w16du wp14">
+<w:endnotes xmlns:wpc="http://schemas.microsoft.com/office/word/2010/wordprocessingCanvas" xmlns:cx="http://schemas.microsoft.com/office/drawing/2014/chartex" xmlns:cx1="http://schemas.microsoft.com/office/drawing/2015/9/8/chartex" xmlns:cx2="http://schemas.microsoft.com/office/drawing/2015/10/21/chartex" xmlns:cx3="http://schemas.microsoft.com/office/drawing/2016/5/9/chartex" xmlns:cx4="http://schemas.microsoft.com/office/drawing/2016/5/10/chartex" xmlns:cx5="http://schemas.microsoft.com/office/drawing/2016/5/11/chartex" xmlns:cx6="http://schemas.microsoft.com/office/drawing/2016/5/12/chartex" xmlns:cx7="http://schemas.microsoft.com/office/drawing/2016/5/13/chartex" xmlns:cx8="http://schemas.microsoft.com/office/drawing/2016/5/14/chartex" xmlns:mc="http://schemas.openxmlformats.org/markup-compatibility/2006" xmlns:aink="http://schemas.microsoft.com/office/drawing/2016/ink" xmlns:am3d="http://schemas.microsoft.com/office/drawing/2017/model3d" xmlns:o="urn:schemas-microsoft-com:office:office" xmlns:oel="http://schemas.microsoft.com/office/2019/extlst" xmlns:r="http://schemas.openxmlformats.org/officeDocument/2006/relationships" xmlns:m="http://schemas.openxmlformats.org/officeDocument/2006/math" xmlns:v="urn:schemas-microsoft-com:vml" xmlns:wp14="http://schemas.microsoft.com/office/word/2010/wordprocessingDrawing" xmlns:wp="http://schemas.openxmlformats.org/drawingml/2006/wordprocessingDrawing" xmlns:w10="urn:schemas-microsoft-com:office:word" xmlns:w="http://schemas.openxmlformats.org/wordprocessingml/2006/main" xmlns:w14="http://schemas.microsoft.com/office/word/2010/wordml" xmlns:w15="http://schemas.microsoft.com/office/word/2012/wordml" xmlns:w16cex="http://schemas.microsoft.com/office/word/2018/wordml/cex" xmlns:w16cid="http://schemas.microsoft.com/office/word/2016/wordml/cid" xmlns:w16="http://schemas.microsoft.com/office/word/2018/wordml" xmlns:w16du="http://schemas.microsoft.com/office/word/2023/wordml/word16du" xmlns:w16sdtdh="http://schemas.microsoft.com/office/word/2020/wordml/sdtdatahash" xmlns:w16sdtfl="http://schemas.microsoft.com/office/word/2024/wordml/sdtformatlock" xmlns:w16se="http://schemas.microsoft.com/office/word/2015/wordml/symex" xmlns:wpg="http://schemas.microsoft.com/office/word/2010/wordprocessingGroup" xmlns:wpi="http://schemas.microsoft.com/office/word/2010/wordprocessingInk" xmlns:wne="http://schemas.microsoft.com/office/word/2006/wordml" xmlns:wps="http://schemas.microsoft.com/office/word/2010/wordprocessingShape" mc:Ignorable="w14 w15 w16se w16cid w16 w16cex w16sdtdh w16sdtfl w16du wp14">
   <w:endnote w:type="separator" w:id="-1">
     <w:p>
       <w:pPr>
@@ -18338,7 +18912,7 @@
 </file>
 
 <file path=word/footer1.xml><?xml version="1.0" encoding="utf-8"?>
-<w:ftr xmlns:wpc="http://schemas.microsoft.com/office/word/2010/wordprocessingCanvas" xmlns:cx="http://schemas.microsoft.com/office/drawing/2014/chartex" xmlns:cx1="http://schemas.microsoft.com/office/drawing/2015/9/8/chartex" xmlns:cx2="http://schemas.microsoft.com/office/drawing/2015/10/21/chartex" xmlns:cx3="http://schemas.microsoft.com/office/drawing/2016/5/9/chartex" xmlns:cx4="http://schemas.microsoft.com/office/drawing/2016/5/10/chartex" xmlns:cx5="http://schemas.microsoft.com/office/drawing/2016/5/11/chartex" xmlns:cx6="http://schemas.microsoft.com/office/drawing/2016/5/12/chartex" xmlns:cx7="http://schemas.microsoft.com/office/drawing/2016/5/13/chartex" xmlns:cx8="http://schemas.microsoft.com/office/drawing/2016/5/14/chartex" xmlns:mc="http://schemas.openxmlformats.org/markup-compatibility/2006" xmlns:aink="http://schemas.microsoft.com/office/drawing/2016/ink" xmlns:am3d="http://schemas.microsoft.com/office/drawing/2017/model3d" xmlns:o="urn:schemas-microsoft-com:office:office" xmlns:oel="http://schemas.microsoft.com/office/2019/extlst" xmlns:r="http://schemas.openxmlformats.org/officeDocument/2006/relationships" xmlns:m="http://schemas.openxmlformats.org/officeDocument/2006/math" xmlns:v="urn:schemas-microsoft-com:vml" xmlns:wp14="http://schemas.microsoft.com/office/word/2010/wordprocessingDrawing" xmlns:wp="http://schemas.openxmlformats.org/drawingml/2006/wordprocessingDrawing" xmlns:w10="urn:schemas-microsoft-com:office:word" xmlns:w="http://schemas.openxmlformats.org/wordprocessingml/2006/main" xmlns:w14="http://schemas.microsoft.com/office/word/2010/wordml" xmlns:w15="http://schemas.microsoft.com/office/word/2012/wordml" xmlns:w16cei="http://schemas.microsoft.com/office/word/2026/wordml/cei" xmlns:w16cex="http://schemas.microsoft.com/office/word/2018/wordml/cex" xmlns:w16cid="http://schemas.microsoft.com/office/word/2016/wordml/cid" xmlns:w16="http://schemas.microsoft.com/office/word/2018/wordml" xmlns:w16du="http://schemas.microsoft.com/office/word/2023/wordml/word16du" xmlns:w16sdtdh="http://schemas.microsoft.com/office/word/2020/wordml/sdtdatahash" xmlns:w16sdtfl="http://schemas.microsoft.com/office/word/2024/wordml/sdtformatlock" xmlns:w16se="http://schemas.microsoft.com/office/word/2015/wordml/symex" xmlns:wpg="http://schemas.microsoft.com/office/word/2010/wordprocessingGroup" xmlns:wpi="http://schemas.microsoft.com/office/word/2010/wordprocessingInk" xmlns:wne="http://schemas.microsoft.com/office/word/2006/wordml" xmlns:wps="http://schemas.microsoft.com/office/word/2010/wordprocessingShape" mc:Ignorable="w14 w15 w16se w16cid w16 w16cex w16sdtdh w16sdtfl w16du wp14">
+<w:ftr xmlns:wpc="http://schemas.microsoft.com/office/word/2010/wordprocessingCanvas" xmlns:cx="http://schemas.microsoft.com/office/drawing/2014/chartex" xmlns:cx1="http://schemas.microsoft.com/office/drawing/2015/9/8/chartex" xmlns:cx2="http://schemas.microsoft.com/office/drawing/2015/10/21/chartex" xmlns:cx3="http://schemas.microsoft.com/office/drawing/2016/5/9/chartex" xmlns:cx4="http://schemas.microsoft.com/office/drawing/2016/5/10/chartex" xmlns:cx5="http://schemas.microsoft.com/office/drawing/2016/5/11/chartex" xmlns:cx6="http://schemas.microsoft.com/office/drawing/2016/5/12/chartex" xmlns:cx7="http://schemas.microsoft.com/office/drawing/2016/5/13/chartex" xmlns:cx8="http://schemas.microsoft.com/office/drawing/2016/5/14/chartex" xmlns:mc="http://schemas.openxmlformats.org/markup-compatibility/2006" xmlns:aink="http://schemas.microsoft.com/office/drawing/2016/ink" xmlns:am3d="http://schemas.microsoft.com/office/drawing/2017/model3d" xmlns:o="urn:schemas-microsoft-com:office:office" xmlns:oel="http://schemas.microsoft.com/office/2019/extlst" xmlns:r="http://schemas.openxmlformats.org/officeDocument/2006/relationships" xmlns:m="http://schemas.openxmlformats.org/officeDocument/2006/math" xmlns:v="urn:schemas-microsoft-com:vml" xmlns:wp14="http://schemas.microsoft.com/office/word/2010/wordprocessingDrawing" xmlns:wp="http://schemas.openxmlformats.org/drawingml/2006/wordprocessingDrawing" xmlns:w10="urn:schemas-microsoft-com:office:word" xmlns:w="http://schemas.openxmlformats.org/wordprocessingml/2006/main" xmlns:w14="http://schemas.microsoft.com/office/word/2010/wordml" xmlns:w15="http://schemas.microsoft.com/office/word/2012/wordml" xmlns:w16cex="http://schemas.microsoft.com/office/word/2018/wordml/cex" xmlns:w16cid="http://schemas.microsoft.com/office/word/2016/wordml/cid" xmlns:w16="http://schemas.microsoft.com/office/word/2018/wordml" xmlns:w16du="http://schemas.microsoft.com/office/word/2023/wordml/word16du" xmlns:w16sdtdh="http://schemas.microsoft.com/office/word/2020/wordml/sdtdatahash" xmlns:w16sdtfl="http://schemas.microsoft.com/office/word/2024/wordml/sdtformatlock" xmlns:w16se="http://schemas.microsoft.com/office/word/2015/wordml/symex" xmlns:wpg="http://schemas.microsoft.com/office/word/2010/wordprocessingGroup" xmlns:wpi="http://schemas.microsoft.com/office/word/2010/wordprocessingInk" xmlns:wne="http://schemas.microsoft.com/office/word/2006/wordml" xmlns:wps="http://schemas.microsoft.com/office/word/2010/wordprocessingShape" mc:Ignorable="w14 w15 w16se w16cid w16 w16cex w16sdtdh w16sdtfl w16du wp14">
   <w:p>
     <w:pPr>
       <w:pBdr>
@@ -18472,7 +19046,7 @@
 </file>
 
 <file path=word/footer2.xml><?xml version="1.0" encoding="utf-8"?>
-<w:ftr xmlns:wpc="http://schemas.microsoft.com/office/word/2010/wordprocessingCanvas" xmlns:cx="http://schemas.microsoft.com/office/drawing/2014/chartex" xmlns:cx1="http://schemas.microsoft.com/office/drawing/2015/9/8/chartex" xmlns:cx2="http://schemas.microsoft.com/office/drawing/2015/10/21/chartex" xmlns:cx3="http://schemas.microsoft.com/office/drawing/2016/5/9/chartex" xmlns:cx4="http://schemas.microsoft.com/office/drawing/2016/5/10/chartex" xmlns:cx5="http://schemas.microsoft.com/office/drawing/2016/5/11/chartex" xmlns:cx6="http://schemas.microsoft.com/office/drawing/2016/5/12/chartex" xmlns:cx7="http://schemas.microsoft.com/office/drawing/2016/5/13/chartex" xmlns:cx8="http://schemas.microsoft.com/office/drawing/2016/5/14/chartex" xmlns:mc="http://schemas.openxmlformats.org/markup-compatibility/2006" xmlns:aink="http://schemas.microsoft.com/office/drawing/2016/ink" xmlns:am3d="http://schemas.microsoft.com/office/drawing/2017/model3d" xmlns:o="urn:schemas-microsoft-com:office:office" xmlns:oel="http://schemas.microsoft.com/office/2019/extlst" xmlns:r="http://schemas.openxmlformats.org/officeDocument/2006/relationships" xmlns:m="http://schemas.openxmlformats.org/officeDocument/2006/math" xmlns:v="urn:schemas-microsoft-com:vml" xmlns:wp14="http://schemas.microsoft.com/office/word/2010/wordprocessingDrawing" xmlns:wp="http://schemas.openxmlformats.org/drawingml/2006/wordprocessingDrawing" xmlns:w10="urn:schemas-microsoft-com:office:word" xmlns:w="http://schemas.openxmlformats.org/wordprocessingml/2006/main" xmlns:w14="http://schemas.microsoft.com/office/word/2010/wordml" xmlns:w15="http://schemas.microsoft.com/office/word/2012/wordml" xmlns:w16cei="http://schemas.microsoft.com/office/word/2026/wordml/cei" xmlns:w16cex="http://schemas.microsoft.com/office/word/2018/wordml/cex" xmlns:w16cid="http://schemas.microsoft.com/office/word/2016/wordml/cid" xmlns:w16="http://schemas.microsoft.com/office/word/2018/wordml" xmlns:w16du="http://schemas.microsoft.com/office/word/2023/wordml/word16du" xmlns:w16sdtdh="http://schemas.microsoft.com/office/word/2020/wordml/sdtdatahash" xmlns:w16sdtfl="http://schemas.microsoft.com/office/word/2024/wordml/sdtformatlock" xmlns:w16se="http://schemas.microsoft.com/office/word/2015/wordml/symex" xmlns:wpg="http://schemas.microsoft.com/office/word/2010/wordprocessingGroup" xmlns:wpi="http://schemas.microsoft.com/office/word/2010/wordprocessingInk" xmlns:wne="http://schemas.microsoft.com/office/word/2006/wordml" xmlns:wps="http://schemas.microsoft.com/office/word/2010/wordprocessingShape" mc:Ignorable="w14 w15 w16se w16cid w16 w16cex w16sdtdh w16sdtfl w16du wp14">
+<w:ftr xmlns:wpc="http://schemas.microsoft.com/office/word/2010/wordprocessingCanvas" xmlns:cx="http://schemas.microsoft.com/office/drawing/2014/chartex" xmlns:cx1="http://schemas.microsoft.com/office/drawing/2015/9/8/chartex" xmlns:cx2="http://schemas.microsoft.com/office/drawing/2015/10/21/chartex" xmlns:cx3="http://schemas.microsoft.com/office/drawing/2016/5/9/chartex" xmlns:cx4="http://schemas.microsoft.com/office/drawing/2016/5/10/chartex" xmlns:cx5="http://schemas.microsoft.com/office/drawing/2016/5/11/chartex" xmlns:cx6="http://schemas.microsoft.com/office/drawing/2016/5/12/chartex" xmlns:cx7="http://schemas.microsoft.com/office/drawing/2016/5/13/chartex" xmlns:cx8="http://schemas.microsoft.com/office/drawing/2016/5/14/chartex" xmlns:mc="http://schemas.openxmlformats.org/markup-compatibility/2006" xmlns:aink="http://schemas.microsoft.com/office/drawing/2016/ink" xmlns:am3d="http://schemas.microsoft.com/office/drawing/2017/model3d" xmlns:o="urn:schemas-microsoft-com:office:office" xmlns:oel="http://schemas.microsoft.com/office/2019/extlst" xmlns:r="http://schemas.openxmlformats.org/officeDocument/2006/relationships" xmlns:m="http://schemas.openxmlformats.org/officeDocument/2006/math" xmlns:v="urn:schemas-microsoft-com:vml" xmlns:wp14="http://schemas.microsoft.com/office/word/2010/wordprocessingDrawing" xmlns:wp="http://schemas.openxmlformats.org/drawingml/2006/wordprocessingDrawing" xmlns:w10="urn:schemas-microsoft-com:office:word" xmlns:w="http://schemas.openxmlformats.org/wordprocessingml/2006/main" xmlns:w14="http://schemas.microsoft.com/office/word/2010/wordml" xmlns:w15="http://schemas.microsoft.com/office/word/2012/wordml" xmlns:w16cex="http://schemas.microsoft.com/office/word/2018/wordml/cex" xmlns:w16cid="http://schemas.microsoft.com/office/word/2016/wordml/cid" xmlns:w16="http://schemas.microsoft.com/office/word/2018/wordml" xmlns:w16du="http://schemas.microsoft.com/office/word/2023/wordml/word16du" xmlns:w16sdtdh="http://schemas.microsoft.com/office/word/2020/wordml/sdtdatahash" xmlns:w16sdtfl="http://schemas.microsoft.com/office/word/2024/wordml/sdtformatlock" xmlns:w16se="http://schemas.microsoft.com/office/word/2015/wordml/symex" xmlns:wpg="http://schemas.microsoft.com/office/word/2010/wordprocessingGroup" xmlns:wpi="http://schemas.microsoft.com/office/word/2010/wordprocessingInk" xmlns:wne="http://schemas.microsoft.com/office/word/2006/wordml" xmlns:wps="http://schemas.microsoft.com/office/word/2010/wordprocessingShape" mc:Ignorable="w14 w15 w16se w16cid w16 w16cex w16sdtdh w16sdtfl w16du wp14">
   <w:p>
     <w:pPr>
       <w:pBdr>
@@ -18682,7 +19256,7 @@
 </file>
 
 <file path=word/footnotes.xml><?xml version="1.0" encoding="utf-8"?>
-<w:footnotes xmlns:wpc="http://schemas.microsoft.com/office/word/2010/wordprocessingCanvas" xmlns:cx="http://schemas.microsoft.com/office/drawing/2014/chartex" xmlns:cx1="http://schemas.microsoft.com/office/drawing/2015/9/8/chartex" xmlns:cx2="http://schemas.microsoft.com/office/drawing/2015/10/21/chartex" xmlns:cx3="http://schemas.microsoft.com/office/drawing/2016/5/9/chartex" xmlns:cx4="http://schemas.microsoft.com/office/drawing/2016/5/10/chartex" xmlns:cx5="http://schemas.microsoft.com/office/drawing/2016/5/11/chartex" xmlns:cx6="http://schemas.microsoft.com/office/drawing/2016/5/12/chartex" xmlns:cx7="http://schemas.microsoft.com/office/drawing/2016/5/13/chartex" xmlns:cx8="http://schemas.microsoft.com/office/drawing/2016/5/14/chartex" xmlns:mc="http://schemas.openxmlformats.org/markup-compatibility/2006" xmlns:aink="http://schemas.microsoft.com/office/drawing/2016/ink" xmlns:am3d="http://schemas.microsoft.com/office/drawing/2017/model3d" xmlns:o="urn:schemas-microsoft-com:office:office" xmlns:oel="http://schemas.microsoft.com/office/2019/extlst" xmlns:r="http://schemas.openxmlformats.org/officeDocument/2006/relationships" xmlns:m="http://schemas.openxmlformats.org/officeDocument/2006/math" xmlns:v="urn:schemas-microsoft-com:vml" xmlns:wp14="http://schemas.microsoft.com/office/word/2010/wordprocessingDrawing" xmlns:wp="http://schemas.openxmlformats.org/drawingml/2006/wordprocessingDrawing" xmlns:w10="urn:schemas-microsoft-com:office:word" xmlns:w="http://schemas.openxmlformats.org/wordprocessingml/2006/main" xmlns:w14="http://schemas.microsoft.com/office/word/2010/wordml" xmlns:w15="http://schemas.microsoft.com/office/word/2012/wordml" xmlns:w16cei="http://schemas.microsoft.com/office/word/2026/wordml/cei" xmlns:w16cex="http://schemas.microsoft.com/office/word/2018/wordml/cex" xmlns:w16cid="http://schemas.microsoft.com/office/word/2016/wordml/cid" xmlns:w16="http://schemas.microsoft.com/office/word/2018/wordml" xmlns:w16du="http://schemas.microsoft.com/office/word/2023/wordml/word16du" xmlns:w16sdtdh="http://schemas.microsoft.com/office/word/2020/wordml/sdtdatahash" xmlns:w16sdtfl="http://schemas.microsoft.com/office/word/2024/wordml/sdtformatlock" xmlns:w16se="http://schemas.microsoft.com/office/word/2015/wordml/symex" xmlns:wpg="http://schemas.microsoft.com/office/word/2010/wordprocessingGroup" xmlns:wpi="http://schemas.microsoft.com/office/word/2010/wordprocessingInk" xmlns:wne="http://schemas.microsoft.com/office/word/2006/wordml" xmlns:wps="http://schemas.microsoft.com/office/word/2010/wordprocessingShape" mc:Ignorable="w14 w15 w16se w16cid w16 w16cex w16sdtdh w16sdtfl w16du wp14">
+<w:footnotes xmlns:wpc="http://schemas.microsoft.com/office/word/2010/wordprocessingCanvas" xmlns:cx="http://schemas.microsoft.com/office/drawing/2014/chartex" xmlns:cx1="http://schemas.microsoft.com/office/drawing/2015/9/8/chartex" xmlns:cx2="http://schemas.microsoft.com/office/drawing/2015/10/21/chartex" xmlns:cx3="http://schemas.microsoft.com/office/drawing/2016/5/9/chartex" xmlns:cx4="http://schemas.microsoft.com/office/drawing/2016/5/10/chartex" xmlns:cx5="http://schemas.microsoft.com/office/drawing/2016/5/11/chartex" xmlns:cx6="http://schemas.microsoft.com/office/drawing/2016/5/12/chartex" xmlns:cx7="http://schemas.microsoft.com/office/drawing/2016/5/13/chartex" xmlns:cx8="http://schemas.microsoft.com/office/drawing/2016/5/14/chartex" xmlns:mc="http://schemas.openxmlformats.org/markup-compatibility/2006" xmlns:aink="http://schemas.microsoft.com/office/drawing/2016/ink" xmlns:am3d="http://schemas.microsoft.com/office/drawing/2017/model3d" xmlns:o="urn:schemas-microsoft-com:office:office" xmlns:oel="http://schemas.microsoft.com/office/2019/extlst" xmlns:r="http://schemas.openxmlformats.org/officeDocument/2006/relationships" xmlns:m="http://schemas.openxmlformats.org/officeDocument/2006/math" xmlns:v="urn:schemas-microsoft-com:vml" xmlns:wp14="http://schemas.microsoft.com/office/word/2010/wordprocessingDrawing" xmlns:wp="http://schemas.openxmlformats.org/drawingml/2006/wordprocessingDrawing" xmlns:w10="urn:schemas-microsoft-com:office:word" xmlns:w="http://schemas.openxmlformats.org/wordprocessingml/2006/main" xmlns:w14="http://schemas.microsoft.com/office/word/2010/wordml" xmlns:w15="http://schemas.microsoft.com/office/word/2012/wordml" xmlns:w16cex="http://schemas.microsoft.com/office/word/2018/wordml/cex" xmlns:w16cid="http://schemas.microsoft.com/office/word/2016/wordml/cid" xmlns:w16="http://schemas.microsoft.com/office/word/2018/wordml" xmlns:w16du="http://schemas.microsoft.com/office/word/2023/wordml/word16du" xmlns:w16sdtdh="http://schemas.microsoft.com/office/word/2020/wordml/sdtdatahash" xmlns:w16sdtfl="http://schemas.microsoft.com/office/word/2024/wordml/sdtformatlock" xmlns:w16se="http://schemas.microsoft.com/office/word/2015/wordml/symex" xmlns:wpg="http://schemas.microsoft.com/office/word/2010/wordprocessingGroup" xmlns:wpi="http://schemas.microsoft.com/office/word/2010/wordprocessingInk" xmlns:wne="http://schemas.microsoft.com/office/word/2006/wordml" xmlns:wps="http://schemas.microsoft.com/office/word/2010/wordprocessingShape" mc:Ignorable="w14 w15 w16se w16cid w16 w16cex w16sdtdh w16sdtfl w16du wp14">
   <w:footnote w:type="separator" w:id="-1">
     <w:p>
       <w:pPr>
@@ -18707,7 +19281,7 @@
 </file>
 
 <file path=word/header1.xml><?xml version="1.0" encoding="utf-8"?>
-<w:hdr xmlns:wpc="http://schemas.microsoft.com/office/word/2010/wordprocessingCanvas" xmlns:cx="http://schemas.microsoft.com/office/drawing/2014/chartex" xmlns:cx1="http://schemas.microsoft.com/office/drawing/2015/9/8/chartex" xmlns:cx2="http://schemas.microsoft.com/office/drawing/2015/10/21/chartex" xmlns:cx3="http://schemas.microsoft.com/office/drawing/2016/5/9/chartex" xmlns:cx4="http://schemas.microsoft.com/office/drawing/2016/5/10/chartex" xmlns:cx5="http://schemas.microsoft.com/office/drawing/2016/5/11/chartex" xmlns:cx6="http://schemas.microsoft.com/office/drawing/2016/5/12/chartex" xmlns:cx7="http://schemas.microsoft.com/office/drawing/2016/5/13/chartex" xmlns:cx8="http://schemas.microsoft.com/office/drawing/2016/5/14/chartex" xmlns:mc="http://schemas.openxmlformats.org/markup-compatibility/2006" xmlns:aink="http://schemas.microsoft.com/office/drawing/2016/ink" xmlns:am3d="http://schemas.microsoft.com/office/drawing/2017/model3d" xmlns:o="urn:schemas-microsoft-com:office:office" xmlns:oel="http://schemas.microsoft.com/office/2019/extlst" xmlns:r="http://schemas.openxmlformats.org/officeDocument/2006/relationships" xmlns:m="http://schemas.openxmlformats.org/officeDocument/2006/math" xmlns:v="urn:schemas-microsoft-com:vml" xmlns:wp14="http://schemas.microsoft.com/office/word/2010/wordprocessingDrawing" xmlns:wp="http://schemas.openxmlformats.org/drawingml/2006/wordprocessingDrawing" xmlns:w10="urn:schemas-microsoft-com:office:word" xmlns:w="http://schemas.openxmlformats.org/wordprocessingml/2006/main" xmlns:w14="http://schemas.microsoft.com/office/word/2010/wordml" xmlns:w15="http://schemas.microsoft.com/office/word/2012/wordml" xmlns:w16cei="http://schemas.microsoft.com/office/word/2026/wordml/cei" xmlns:w16cex="http://schemas.microsoft.com/office/word/2018/wordml/cex" xmlns:w16cid="http://schemas.microsoft.com/office/word/2016/wordml/cid" xmlns:w16="http://schemas.microsoft.com/office/word/2018/wordml" xmlns:w16du="http://schemas.microsoft.com/office/word/2023/wordml/word16du" xmlns:w16sdtdh="http://schemas.microsoft.com/office/word/2020/wordml/sdtdatahash" xmlns:w16sdtfl="http://schemas.microsoft.com/office/word/2024/wordml/sdtformatlock" xmlns:w16se="http://schemas.microsoft.com/office/word/2015/wordml/symex" xmlns:wpg="http://schemas.microsoft.com/office/word/2010/wordprocessingGroup" xmlns:wpi="http://schemas.microsoft.com/office/word/2010/wordprocessingInk" xmlns:wne="http://schemas.microsoft.com/office/word/2006/wordml" xmlns:wps="http://schemas.microsoft.com/office/word/2010/wordprocessingShape" mc:Ignorable="w14 w15 w16se w16cid w16 w16cex w16sdtdh w16sdtfl w16du wp14">
+<w:hdr xmlns:wpc="http://schemas.microsoft.com/office/word/2010/wordprocessingCanvas" xmlns:cx="http://schemas.microsoft.com/office/drawing/2014/chartex" xmlns:cx1="http://schemas.microsoft.com/office/drawing/2015/9/8/chartex" xmlns:cx2="http://schemas.microsoft.com/office/drawing/2015/10/21/chartex" xmlns:cx3="http://schemas.microsoft.com/office/drawing/2016/5/9/chartex" xmlns:cx4="http://schemas.microsoft.com/office/drawing/2016/5/10/chartex" xmlns:cx5="http://schemas.microsoft.com/office/drawing/2016/5/11/chartex" xmlns:cx6="http://schemas.microsoft.com/office/drawing/2016/5/12/chartex" xmlns:cx7="http://schemas.microsoft.com/office/drawing/2016/5/13/chartex" xmlns:cx8="http://schemas.microsoft.com/office/drawing/2016/5/14/chartex" xmlns:mc="http://schemas.openxmlformats.org/markup-compatibility/2006" xmlns:aink="http://schemas.microsoft.com/office/drawing/2016/ink" xmlns:am3d="http://schemas.microsoft.com/office/drawing/2017/model3d" xmlns:o="urn:schemas-microsoft-com:office:office" xmlns:oel="http://schemas.microsoft.com/office/2019/extlst" xmlns:r="http://schemas.openxmlformats.org/officeDocument/2006/relationships" xmlns:m="http://schemas.openxmlformats.org/officeDocument/2006/math" xmlns:v="urn:schemas-microsoft-com:vml" xmlns:wp14="http://schemas.microsoft.com/office/word/2010/wordprocessingDrawing" xmlns:wp="http://schemas.openxmlformats.org/drawingml/2006/wordprocessingDrawing" xmlns:w10="urn:schemas-microsoft-com:office:word" xmlns:w="http://schemas.openxmlformats.org/wordprocessingml/2006/main" xmlns:w14="http://schemas.microsoft.com/office/word/2010/wordml" xmlns:w15="http://schemas.microsoft.com/office/word/2012/wordml" xmlns:w16cex="http://schemas.microsoft.com/office/word/2018/wordml/cex" xmlns:w16cid="http://schemas.microsoft.com/office/word/2016/wordml/cid" xmlns:w16="http://schemas.microsoft.com/office/word/2018/wordml" xmlns:w16du="http://schemas.microsoft.com/office/word/2023/wordml/word16du" xmlns:w16sdtdh="http://schemas.microsoft.com/office/word/2020/wordml/sdtdatahash" xmlns:w16sdtfl="http://schemas.microsoft.com/office/word/2024/wordml/sdtformatlock" xmlns:w16se="http://schemas.microsoft.com/office/word/2015/wordml/symex" xmlns:wpg="http://schemas.microsoft.com/office/word/2010/wordprocessingGroup" xmlns:wpi="http://schemas.microsoft.com/office/word/2010/wordprocessingInk" xmlns:wne="http://schemas.microsoft.com/office/word/2006/wordml" xmlns:wps="http://schemas.microsoft.com/office/word/2010/wordprocessingShape" mc:Ignorable="w14 w15 w16se w16cid w16 w16cex w16sdtdh w16sdtfl w16du wp14">
   <w:p>
     <w:pPr>
       <w:pStyle w:val="Header"/>
@@ -18720,7 +19294,7 @@
 </file>
 
 <file path=word/header2.xml><?xml version="1.0" encoding="utf-8"?>
-<w:hdr xmlns:wpc="http://schemas.microsoft.com/office/word/2010/wordprocessingCanvas" xmlns:cx="http://schemas.microsoft.com/office/drawing/2014/chartex" xmlns:cx1="http://schemas.microsoft.com/office/drawing/2015/9/8/chartex" xmlns:cx2="http://schemas.microsoft.com/office/drawing/2015/10/21/chartex" xmlns:cx3="http://schemas.microsoft.com/office/drawing/2016/5/9/chartex" xmlns:cx4="http://schemas.microsoft.com/office/drawing/2016/5/10/chartex" xmlns:cx5="http://schemas.microsoft.com/office/drawing/2016/5/11/chartex" xmlns:cx6="http://schemas.microsoft.com/office/drawing/2016/5/12/chartex" xmlns:cx7="http://schemas.microsoft.com/office/drawing/2016/5/13/chartex" xmlns:cx8="http://schemas.microsoft.com/office/drawing/2016/5/14/chartex" xmlns:mc="http://schemas.openxmlformats.org/markup-compatibility/2006" xmlns:aink="http://schemas.microsoft.com/office/drawing/2016/ink" xmlns:am3d="http://schemas.microsoft.com/office/drawing/2017/model3d" xmlns:o="urn:schemas-microsoft-com:office:office" xmlns:oel="http://schemas.microsoft.com/office/2019/extlst" xmlns:r="http://schemas.openxmlformats.org/officeDocument/2006/relationships" xmlns:m="http://schemas.openxmlformats.org/officeDocument/2006/math" xmlns:v="urn:schemas-microsoft-com:vml" xmlns:wp14="http://schemas.microsoft.com/office/word/2010/wordprocessingDrawing" xmlns:wp="http://schemas.openxmlformats.org/drawingml/2006/wordprocessingDrawing" xmlns:w10="urn:schemas-microsoft-com:office:word" xmlns:w="http://schemas.openxmlformats.org/wordprocessingml/2006/main" xmlns:w14="http://schemas.microsoft.com/office/word/2010/wordml" xmlns:w15="http://schemas.microsoft.com/office/word/2012/wordml" xmlns:w16cei="http://schemas.microsoft.com/office/word/2026/wordml/cei" xmlns:w16cex="http://schemas.microsoft.com/office/word/2018/wordml/cex" xmlns:w16cid="http://schemas.microsoft.com/office/word/2016/wordml/cid" xmlns:w16="http://schemas.microsoft.com/office/word/2018/wordml" xmlns:w16du="http://schemas.microsoft.com/office/word/2023/wordml/word16du" xmlns:w16sdtdh="http://schemas.microsoft.com/office/word/2020/wordml/sdtdatahash" xmlns:w16sdtfl="http://schemas.microsoft.com/office/word/2024/wordml/sdtformatlock" xmlns:w16se="http://schemas.microsoft.com/office/word/2015/wordml/symex" xmlns:wpg="http://schemas.microsoft.com/office/word/2010/wordprocessingGroup" xmlns:wpi="http://schemas.microsoft.com/office/word/2010/wordprocessingInk" xmlns:wne="http://schemas.microsoft.com/office/word/2006/wordml" xmlns:wps="http://schemas.microsoft.com/office/word/2010/wordprocessingShape" mc:Ignorable="w14 w15 w16se w16cid w16 w16cex w16sdtdh w16sdtfl w16du wp14">
+<w:hdr xmlns:wpc="http://schemas.microsoft.com/office/word/2010/wordprocessingCanvas" xmlns:cx="http://schemas.microsoft.com/office/drawing/2014/chartex" xmlns:cx1="http://schemas.microsoft.com/office/drawing/2015/9/8/chartex" xmlns:cx2="http://schemas.microsoft.com/office/drawing/2015/10/21/chartex" xmlns:cx3="http://schemas.microsoft.com/office/drawing/2016/5/9/chartex" xmlns:cx4="http://schemas.microsoft.com/office/drawing/2016/5/10/chartex" xmlns:cx5="http://schemas.microsoft.com/office/drawing/2016/5/11/chartex" xmlns:cx6="http://schemas.microsoft.com/office/drawing/2016/5/12/chartex" xmlns:cx7="http://schemas.microsoft.com/office/drawing/2016/5/13/chartex" xmlns:cx8="http://schemas.microsoft.com/office/drawing/2016/5/14/chartex" xmlns:mc="http://schemas.openxmlformats.org/markup-compatibility/2006" xmlns:aink="http://schemas.microsoft.com/office/drawing/2016/ink" xmlns:am3d="http://schemas.microsoft.com/office/drawing/2017/model3d" xmlns:o="urn:schemas-microsoft-com:office:office" xmlns:oel="http://schemas.microsoft.com/office/2019/extlst" xmlns:r="http://schemas.openxmlformats.org/officeDocument/2006/relationships" xmlns:m="http://schemas.openxmlformats.org/officeDocument/2006/math" xmlns:v="urn:schemas-microsoft-com:vml" xmlns:wp14="http://schemas.microsoft.com/office/word/2010/wordprocessingDrawing" xmlns:wp="http://schemas.openxmlformats.org/drawingml/2006/wordprocessingDrawing" xmlns:w10="urn:schemas-microsoft-com:office:word" xmlns:w="http://schemas.openxmlformats.org/wordprocessingml/2006/main" xmlns:w14="http://schemas.microsoft.com/office/word/2010/wordml" xmlns:w15="http://schemas.microsoft.com/office/word/2012/wordml" xmlns:w16cex="http://schemas.microsoft.com/office/word/2018/wordml/cex" xmlns:w16cid="http://schemas.microsoft.com/office/word/2016/wordml/cid" xmlns:w16="http://schemas.microsoft.com/office/word/2018/wordml" xmlns:w16du="http://schemas.microsoft.com/office/word/2023/wordml/word16du" xmlns:w16sdtdh="http://schemas.microsoft.com/office/word/2020/wordml/sdtdatahash" xmlns:w16sdtfl="http://schemas.microsoft.com/office/word/2024/wordml/sdtformatlock" xmlns:w16se="http://schemas.microsoft.com/office/word/2015/wordml/symex" xmlns:wpg="http://schemas.microsoft.com/office/word/2010/wordprocessingGroup" xmlns:wpi="http://schemas.microsoft.com/office/word/2010/wordprocessingInk" xmlns:wne="http://schemas.microsoft.com/office/word/2006/wordml" xmlns:wps="http://schemas.microsoft.com/office/word/2010/wordprocessingShape" mc:Ignorable="w14 w15 w16se w16cid w16 w16cex w16sdtdh w16sdtfl w16du wp14">
   <w:p>
     <w:pPr>
       <w:pStyle w:val="Header"/>

--- a/TS-Kramam/TS-4.3/TS 4.3 Tamil Krama Paatam Corrections.docx
+++ b/TS-Kramam/TS-4.3/TS 4.3 Tamil Krama Paatam Corrections.docx
@@ -83,6 +83,7 @@
         </w:rPr>
         <w:t xml:space="preserve">Observed till </w:t>
       </w:r>
+      <w:proofErr w:type="spellStart"/>
       <w:r>
         <w:rPr>
           <w:b/>
@@ -94,6 +95,7 @@
         </w:rPr>
         <w:t>xxxxxxx</w:t>
       </w:r>
+      <w:proofErr w:type="spellEnd"/>
     </w:p>
     <w:p>
       <w:pPr>
@@ -2791,6 +2793,9 @@
     </w:tbl>
     <w:p>
       <w:pPr>
+        <w:pBdr>
+          <w:bottom w:val="double" w:sz="6" w:space="1" w:color="auto"/>
+        </w:pBdr>
         <w:jc w:val="center"/>
         <w:rPr>
           <w:b/>
@@ -2800,7 +2805,10 @@
           <w:u w:val="single"/>
         </w:rPr>
       </w:pPr>
-      <w:r>
+    </w:p>
+    <w:p>
+      <w:pPr>
+        <w:jc w:val="center"/>
         <w:rPr>
           <w:b/>
           <w:bCs/>
@@ -2808,8 +2816,7 @@
           <w:szCs w:val="32"/>
           <w:u w:val="single"/>
         </w:rPr>
-        <w:t>==================</w:t>
-      </w:r>
+      </w:pPr>
     </w:p>
     <w:p>
       <w:pPr>
@@ -2830,6 +2837,7 @@
           <w:szCs w:val="32"/>
           <w:u w:val="single"/>
         </w:rPr>
+        <w:lastRenderedPageBreak/>
         <w:t xml:space="preserve">TS </w:t>
       </w:r>
       <w:r>
@@ -2983,7 +2991,6 @@
                 <w:sz w:val="32"/>
                 <w:szCs w:val="32"/>
               </w:rPr>
-              <w:lastRenderedPageBreak/>
               <w:t>Section, Paragraph</w:t>
             </w:r>
           </w:p>
@@ -3442,6 +3449,7 @@
               </w:rPr>
               <w:t>…</w:t>
             </w:r>
+            <w:proofErr w:type="gramStart"/>
             <w:r>
               <w:rPr>
                 <w:rFonts w:cs="Latha"/>
@@ -3484,6 +3492,7 @@
               </w:rPr>
               <w:t>ஷி</w:t>
             </w:r>
+            <w:proofErr w:type="gramEnd"/>
             <w:r>
               <w:rPr>
                 <w:rFonts w:ascii="BRH Tamil Tab Extra" w:hAnsi="BRH Tamil Tab Extra" w:cs="Arial"/>
@@ -5441,6 +5450,7 @@
                 <w:sz w:val="28"/>
                 <w:szCs w:val="32"/>
               </w:rPr>
+              <w:lastRenderedPageBreak/>
               <w:t>T.S.4.3.1.1 – Kramam</w:t>
             </w:r>
           </w:p>
@@ -5997,7 +6007,6 @@
                 <w:sz w:val="28"/>
                 <w:szCs w:val="32"/>
               </w:rPr>
-              <w:lastRenderedPageBreak/>
               <w:t>T.S.</w:t>
             </w:r>
             <w:r>
@@ -9392,6 +9401,7 @@
                 <w:sz w:val="28"/>
                 <w:szCs w:val="32"/>
               </w:rPr>
+              <w:lastRenderedPageBreak/>
               <w:t>T.S.4.3.9.2 – Kramam</w:t>
             </w:r>
           </w:p>
@@ -10062,7 +10072,6 @@
                 <w:sz w:val="28"/>
                 <w:szCs w:val="32"/>
               </w:rPr>
-              <w:lastRenderedPageBreak/>
               <w:t>T.S.4.3.9.2 – Kramam</w:t>
             </w:r>
           </w:p>
@@ -11771,7 +11780,23 @@
                 <w:b/>
                 <w:bCs/>
               </w:rPr>
-              <w:t>tead of avagraham)</w:t>
+              <w:t xml:space="preserve">tead of </w:t>
+            </w:r>
+            <w:proofErr w:type="spellStart"/>
+            <w:r>
+              <w:rPr>
+                <w:b/>
+                <w:bCs/>
+              </w:rPr>
+              <w:t>avagraham</w:t>
+            </w:r>
+            <w:proofErr w:type="spellEnd"/>
+            <w:r>
+              <w:rPr>
+                <w:b/>
+                <w:bCs/>
+              </w:rPr>
+              <w:t>)</w:t>
             </w:r>
           </w:p>
         </w:tc>
@@ -12309,7 +12334,23 @@
                 <w:b/>
                 <w:bCs/>
               </w:rPr>
-              <w:t>tead of avagraham)</w:t>
+              <w:t xml:space="preserve">tead of </w:t>
+            </w:r>
+            <w:proofErr w:type="spellStart"/>
+            <w:r>
+              <w:rPr>
+                <w:b/>
+                <w:bCs/>
+              </w:rPr>
+              <w:t>avagraham</w:t>
+            </w:r>
+            <w:proofErr w:type="spellEnd"/>
+            <w:r>
+              <w:rPr>
+                <w:b/>
+                <w:bCs/>
+              </w:rPr>
+              <w:t>)</w:t>
             </w:r>
           </w:p>
         </w:tc>
@@ -13736,6 +13777,7 @@
                 <w:sz w:val="28"/>
                 <w:szCs w:val="32"/>
               </w:rPr>
+              <w:lastRenderedPageBreak/>
               <w:t>T.S.4.3.12.2 – Kramam</w:t>
             </w:r>
           </w:p>
@@ -14347,7 +14389,6 @@
                 <w:sz w:val="28"/>
                 <w:szCs w:val="32"/>
               </w:rPr>
-              <w:lastRenderedPageBreak/>
               <w:t>T.S.4.3.13.1 – Kramam</w:t>
             </w:r>
           </w:p>
@@ -15273,7 +15314,23 @@
                 <w:b/>
                 <w:bCs/>
               </w:rPr>
-              <w:t>tead of avagraham)</w:t>
+              <w:t xml:space="preserve">tead of </w:t>
+            </w:r>
+            <w:proofErr w:type="spellStart"/>
+            <w:r>
+              <w:rPr>
+                <w:b/>
+                <w:bCs/>
+              </w:rPr>
+              <w:t>avagraham</w:t>
+            </w:r>
+            <w:proofErr w:type="spellEnd"/>
+            <w:r>
+              <w:rPr>
+                <w:b/>
+                <w:bCs/>
+              </w:rPr>
+              <w:t>)</w:t>
             </w:r>
           </w:p>
         </w:tc>
@@ -17837,6 +17894,7 @@
                 <w:sz w:val="28"/>
                 <w:szCs w:val="32"/>
               </w:rPr>
+              <w:lastRenderedPageBreak/>
               <w:t>T.S.4.3.13.8 – Kramam</w:t>
             </w:r>
           </w:p>
@@ -18366,7 +18424,16 @@
           <w:bCs/>
           <w:sz w:val="32"/>
         </w:rPr>
-        <w:t>replaced with</w:t>
+        <w:t xml:space="preserve">replaced </w:t>
+      </w:r>
+      <w:proofErr w:type="gramStart"/>
+      <w:r>
+        <w:rPr>
+          <w:b/>
+          <w:bCs/>
+          <w:sz w:val="32"/>
+        </w:rPr>
+        <w:t>with</w:t>
       </w:r>
       <w:r>
         <w:rPr>
@@ -18388,6 +18455,7 @@
         </w:rPr>
         <w:t>"</w:t>
       </w:r>
+      <w:proofErr w:type="gramEnd"/>
       <w:r>
         <w:rPr>
           <w:rFonts w:ascii="Latha" w:hAnsi="Latha" w:cs="Latha"/>

--- a/TS-Kramam/TS-4.3/TS 4.3 Tamil Krama Paatam Corrections.docx
+++ b/TS-Kramam/TS-4.3/TS 4.3 Tamil Krama Paatam Corrections.docx
@@ -83,19 +83,16 @@
         </w:rPr>
         <w:t xml:space="preserve">Observed till </w:t>
       </w:r>
-      <w:proofErr w:type="spellStart"/>
       <w:r>
         <w:rPr>
           <w:b/>
           <w:bCs/>
           <w:sz w:val="32"/>
           <w:szCs w:val="32"/>
-          <w:highlight w:val="red"/>
           <w:u w:val="single"/>
         </w:rPr>
-        <w:t>xxxxxxx</w:t>
+        <w:t>30th Sep 2026</w:t>
       </w:r>
-      <w:proofErr w:type="spellEnd"/>
     </w:p>
     <w:p>
       <w:pPr>
@@ -3449,7 +3446,6 @@
               </w:rPr>
               <w:t>…</w:t>
             </w:r>
-            <w:proofErr w:type="gramStart"/>
             <w:r>
               <w:rPr>
                 <w:rFonts w:cs="Latha"/>
@@ -3492,7 +3488,6 @@
               </w:rPr>
               <w:t>ஷி</w:t>
             </w:r>
-            <w:proofErr w:type="gramEnd"/>
             <w:r>
               <w:rPr>
                 <w:rFonts w:ascii="BRH Tamil Tab Extra" w:hAnsi="BRH Tamil Tab Extra" w:cs="Arial"/>
@@ -5160,6 +5155,9 @@
     </w:tbl>
     <w:p>
       <w:pPr>
+        <w:pBdr>
+          <w:bottom w:val="double" w:sz="6" w:space="1" w:color="auto"/>
+        </w:pBdr>
         <w:jc w:val="center"/>
         <w:rPr>
           <w:b/>
@@ -5169,7 +5167,10 @@
           <w:u w:val="single"/>
         </w:rPr>
       </w:pPr>
-      <w:r>
+    </w:p>
+    <w:p>
+      <w:pPr>
+        <w:jc w:val="center"/>
         <w:rPr>
           <w:b/>
           <w:bCs/>
@@ -5177,8 +5178,43 @@
           <w:szCs w:val="32"/>
           <w:u w:val="single"/>
         </w:rPr>
-        <w:t>===============</w:t>
-      </w:r>
+      </w:pPr>
+    </w:p>
+    <w:p>
+      <w:pPr>
+        <w:jc w:val="center"/>
+        <w:rPr>
+          <w:b/>
+          <w:bCs/>
+          <w:sz w:val="32"/>
+          <w:szCs w:val="32"/>
+          <w:u w:val="single"/>
+        </w:rPr>
+      </w:pPr>
+    </w:p>
+    <w:p>
+      <w:pPr>
+        <w:jc w:val="center"/>
+        <w:rPr>
+          <w:b/>
+          <w:bCs/>
+          <w:sz w:val="32"/>
+          <w:szCs w:val="32"/>
+          <w:u w:val="single"/>
+        </w:rPr>
+      </w:pPr>
+    </w:p>
+    <w:p>
+      <w:pPr>
+        <w:jc w:val="center"/>
+        <w:rPr>
+          <w:b/>
+          <w:bCs/>
+          <w:sz w:val="32"/>
+          <w:szCs w:val="32"/>
+          <w:u w:val="single"/>
+        </w:rPr>
+      </w:pPr>
     </w:p>
     <w:p>
       <w:pPr>
@@ -5199,6 +5235,7 @@
           <w:szCs w:val="32"/>
           <w:u w:val="single"/>
         </w:rPr>
+        <w:lastRenderedPageBreak/>
         <w:t xml:space="preserve">TS </w:t>
       </w:r>
       <w:r>
@@ -5450,7 +5487,6 @@
                 <w:sz w:val="28"/>
                 <w:szCs w:val="32"/>
               </w:rPr>
-              <w:lastRenderedPageBreak/>
               <w:t>T.S.4.3.1.1 – Kramam</w:t>
             </w:r>
           </w:p>
@@ -8932,6 +8968,7 @@
                 <w:sz w:val="28"/>
                 <w:szCs w:val="32"/>
               </w:rPr>
+              <w:lastRenderedPageBreak/>
               <w:t>T.S.4.3.9.1 – Kramam</w:t>
             </w:r>
           </w:p>
@@ -9401,7 +9438,6 @@
                 <w:sz w:val="28"/>
                 <w:szCs w:val="32"/>
               </w:rPr>
-              <w:lastRenderedPageBreak/>
               <w:t>T.S.4.3.9.2 – Kramam</w:t>
             </w:r>
           </w:p>
@@ -12658,6 +12694,168 @@
               <w:adjustRightInd w:val="0"/>
               <w:spacing w:before="0" w:line="240" w:lineRule="auto"/>
               <w:rPr>
+                <w:rFonts w:ascii="Latha" w:hAnsi="Latha" w:cs="Latha"/>
+                <w:sz w:val="28"/>
+                <w:szCs w:val="28"/>
+                <w:lang w:bidi="ta-IN"/>
+              </w:rPr>
+            </w:pPr>
+            <w:r>
+              <w:rPr>
+                <w:rFonts w:ascii="Latha" w:hAnsi="Latha" w:cs="Latha"/>
+                <w:sz w:val="28"/>
+                <w:szCs w:val="28"/>
+                <w:cs/>
+                <w:lang w:bidi="ta-IN"/>
+              </w:rPr>
+              <w:t>ஜ்யோதி</w:t>
+            </w:r>
+            <w:r>
+              <w:rPr>
+                <w:rFonts w:ascii="BRH Tamil Tab Extra" w:hAnsi="BRH Tamil Tab Extra" w:cs="Latha"/>
+                <w:b/>
+                <w:sz w:val="36"/>
+                <w:szCs w:val="28"/>
+                <w:lang w:bidi="ta-IN"/>
+              </w:rPr>
+              <w:t>†</w:t>
+            </w:r>
+            <w:r>
+              <w:rPr>
+                <w:rFonts w:ascii="Latha" w:hAnsi="Latha" w:cs="Latha"/>
+                <w:sz w:val="28"/>
+                <w:szCs w:val="28"/>
+                <w:cs/>
+                <w:lang w:bidi="ta-IN"/>
+              </w:rPr>
+              <w:t>ஷ்மதீ</w:t>
+            </w:r>
+            <w:r>
+              <w:rPr>
+                <w:rFonts w:ascii="BRH Tamil Tab Extra" w:hAnsi="BRH Tamil Tab Extra" w:cs="Latha"/>
+                <w:b/>
+                <w:sz w:val="36"/>
+                <w:szCs w:val="28"/>
+                <w:lang w:bidi="ta-IN"/>
+              </w:rPr>
+              <w:t>…</w:t>
+            </w:r>
+            <w:r>
+              <w:rPr>
+                <w:rFonts w:ascii="Latha" w:hAnsi="Latha" w:cs="Latha"/>
+                <w:sz w:val="28"/>
+                <w:szCs w:val="28"/>
+                <w:lang w:bidi="ta-IN"/>
+              </w:rPr>
+              <w:t xml:space="preserve"> </w:t>
+            </w:r>
+            <w:r>
+              <w:rPr>
+                <w:rFonts w:ascii="Latha" w:hAnsi="Latha" w:cs="Latha"/>
+                <w:sz w:val="28"/>
+                <w:szCs w:val="28"/>
+                <w:cs/>
+                <w:lang w:bidi="ta-IN"/>
+              </w:rPr>
+              <w:t>ப்ர</w:t>
+            </w:r>
+            <w:r>
+              <w:rPr>
+                <w:rFonts w:ascii="Latha" w:hAnsi="Latha" w:cs="Latha"/>
+                <w:sz w:val="28"/>
+                <w:szCs w:val="28"/>
+                <w:highlight w:val="green"/>
+                <w:cs/>
+                <w:lang w:bidi="ta-IN"/>
+              </w:rPr>
+              <w:t>தி</w:t>
+            </w:r>
+            <w:r>
+              <w:rPr>
+                <w:rFonts w:ascii="BRH Tamil Tab Extra" w:hAnsi="BRH Tamil Tab Extra" w:cs="Latha"/>
+                <w:b/>
+                <w:sz w:val="36"/>
+                <w:szCs w:val="28"/>
+                <w:highlight w:val="green"/>
+                <w:lang w:bidi="ta-IN"/>
+              </w:rPr>
+              <w:t>†</w:t>
+            </w:r>
+            <w:r>
+              <w:rPr>
+                <w:rFonts w:ascii="Latha" w:hAnsi="Latha" w:cs="Latha"/>
+                <w:sz w:val="28"/>
+                <w:szCs w:val="28"/>
+                <w:lang w:bidi="ta-IN"/>
+              </w:rPr>
+              <w:t xml:space="preserve"> | </w:t>
+            </w:r>
+            <w:r>
+              <w:rPr>
+                <w:rFonts w:ascii="Latha" w:hAnsi="Latha" w:cs="Latha"/>
+                <w:sz w:val="28"/>
+                <w:szCs w:val="28"/>
+                <w:lang w:bidi="ta-IN"/>
+              </w:rPr>
+              <w:br/>
+            </w:r>
+            <w:r>
+              <w:rPr>
+                <w:rFonts w:ascii="Latha" w:hAnsi="Latha" w:cs="Latha"/>
+                <w:sz w:val="28"/>
+                <w:szCs w:val="28"/>
+                <w:cs/>
+                <w:lang w:bidi="ta-IN"/>
+              </w:rPr>
+              <w:t>ப்ரதி</w:t>
+            </w:r>
+            <w:r>
+              <w:rPr>
+                <w:rFonts w:ascii="BRH Tamil Tab Extra" w:hAnsi="BRH Tamil Tab Extra" w:cs="Latha"/>
+                <w:b/>
+                <w:sz w:val="36"/>
+                <w:szCs w:val="28"/>
+                <w:lang w:bidi="ta-IN"/>
+              </w:rPr>
+              <w:t>†</w:t>
+            </w:r>
+            <w:r>
+              <w:rPr>
+                <w:rFonts w:ascii="Latha" w:hAnsi="Latha" w:cs="Latha"/>
+                <w:sz w:val="28"/>
+                <w:szCs w:val="28"/>
+                <w:lang w:bidi="ta-IN"/>
+              </w:rPr>
+              <w:t xml:space="preserve"> </w:t>
+            </w:r>
+            <w:r>
+              <w:rPr>
+                <w:rFonts w:ascii="Latha" w:hAnsi="Latha" w:cs="Latha"/>
+                <w:sz w:val="28"/>
+                <w:szCs w:val="28"/>
+                <w:cs/>
+                <w:lang w:bidi="ta-IN"/>
+              </w:rPr>
+              <w:t>முஞ்சதே</w:t>
+            </w:r>
+            <w:r>
+              <w:rPr>
+                <w:rFonts w:ascii="Latha" w:hAnsi="Latha" w:cs="Latha"/>
+                <w:sz w:val="28"/>
+                <w:szCs w:val="28"/>
+                <w:lang w:bidi="ta-IN"/>
+              </w:rPr>
+              <w:t xml:space="preserve"> |</w:t>
+            </w:r>
+          </w:p>
+          <w:p>
+            <w:pPr>
+              <w:widowControl w:val="0"/>
+              <w:autoSpaceDE w:val="0"/>
+              <w:autoSpaceDN w:val="0"/>
+              <w:adjustRightInd w:val="0"/>
+              <w:spacing w:before="0" w:line="240" w:lineRule="auto"/>
+              <w:rPr>
                 <w:rFonts w:ascii="BRH Devanagari Extra" w:hAnsi="BRH Devanagari Extra" w:cs="BRH Devanagari Extra"/>
                 <w:color w:val="000000"/>
                 <w:sz w:val="40"/>
@@ -12665,153 +12863,6 @@
                 <w:highlight w:val="green"/>
               </w:rPr>
             </w:pPr>
-            <w:r>
-              <w:rPr>
-                <w:rFonts w:ascii="Latha" w:hAnsi="Latha" w:cs="Latha"/>
-                <w:sz w:val="28"/>
-                <w:szCs w:val="28"/>
-                <w:cs/>
-                <w:lang w:bidi="ta-IN"/>
-              </w:rPr>
-              <w:t>ஜ்யோதி</w:t>
-            </w:r>
-            <w:r>
-              <w:rPr>
-                <w:rFonts w:ascii="BRH Tamil Tab Extra" w:hAnsi="BRH Tamil Tab Extra" w:cs="Latha"/>
-                <w:b/>
-                <w:sz w:val="36"/>
-                <w:szCs w:val="28"/>
-                <w:lang w:bidi="ta-IN"/>
-              </w:rPr>
-              <w:t>†</w:t>
-            </w:r>
-            <w:r>
-              <w:rPr>
-                <w:rFonts w:ascii="Latha" w:hAnsi="Latha" w:cs="Latha"/>
-                <w:sz w:val="28"/>
-                <w:szCs w:val="28"/>
-                <w:cs/>
-                <w:lang w:bidi="ta-IN"/>
-              </w:rPr>
-              <w:t>ஷ்மதீ</w:t>
-            </w:r>
-            <w:r>
-              <w:rPr>
-                <w:rFonts w:ascii="BRH Tamil Tab Extra" w:hAnsi="BRH Tamil Tab Extra" w:cs="Latha"/>
-                <w:b/>
-                <w:sz w:val="36"/>
-                <w:szCs w:val="28"/>
-                <w:lang w:bidi="ta-IN"/>
-              </w:rPr>
-              <w:t>…</w:t>
-            </w:r>
-            <w:r>
-              <w:rPr>
-                <w:rFonts w:ascii="Latha" w:hAnsi="Latha" w:cs="Latha"/>
-                <w:sz w:val="28"/>
-                <w:szCs w:val="28"/>
-                <w:lang w:bidi="ta-IN"/>
-              </w:rPr>
-              <w:t xml:space="preserve"> </w:t>
-            </w:r>
-            <w:r>
-              <w:rPr>
-                <w:rFonts w:ascii="Latha" w:hAnsi="Latha" w:cs="Latha"/>
-                <w:sz w:val="28"/>
-                <w:szCs w:val="28"/>
-                <w:cs/>
-                <w:lang w:bidi="ta-IN"/>
-              </w:rPr>
-              <w:t>ப்ர</w:t>
-            </w:r>
-            <w:r>
-              <w:rPr>
-                <w:rFonts w:ascii="Latha" w:hAnsi="Latha" w:cs="Latha"/>
-                <w:sz w:val="28"/>
-                <w:szCs w:val="28"/>
-                <w:highlight w:val="green"/>
-                <w:cs/>
-                <w:lang w:bidi="ta-IN"/>
-              </w:rPr>
-              <w:t>தி</w:t>
-            </w:r>
-            <w:r>
-              <w:rPr>
-                <w:rFonts w:ascii="BRH Tamil Tab Extra" w:hAnsi="BRH Tamil Tab Extra" w:cs="Latha"/>
-                <w:b/>
-                <w:sz w:val="36"/>
-                <w:szCs w:val="28"/>
-                <w:highlight w:val="green"/>
-                <w:lang w:bidi="ta-IN"/>
-              </w:rPr>
-              <w:t>†</w:t>
-            </w:r>
-            <w:r>
-              <w:rPr>
-                <w:rFonts w:ascii="Latha" w:hAnsi="Latha" w:cs="Latha"/>
-                <w:sz w:val="28"/>
-                <w:szCs w:val="28"/>
-                <w:lang w:bidi="ta-IN"/>
-              </w:rPr>
-              <w:t xml:space="preserve"> | </w:t>
-            </w:r>
-            <w:r>
-              <w:rPr>
-                <w:rFonts w:ascii="Latha" w:hAnsi="Latha" w:cs="Latha"/>
-                <w:sz w:val="28"/>
-                <w:szCs w:val="28"/>
-                <w:lang w:bidi="ta-IN"/>
-              </w:rPr>
-              <w:br/>
-            </w:r>
-            <w:r>
-              <w:rPr>
-                <w:rFonts w:ascii="Latha" w:hAnsi="Latha" w:cs="Latha"/>
-                <w:sz w:val="28"/>
-                <w:szCs w:val="28"/>
-                <w:cs/>
-                <w:lang w:bidi="ta-IN"/>
-              </w:rPr>
-              <w:t>ப்ரதி</w:t>
-            </w:r>
-            <w:r>
-              <w:rPr>
-                <w:rFonts w:ascii="BRH Tamil Tab Extra" w:hAnsi="BRH Tamil Tab Extra" w:cs="Latha"/>
-                <w:b/>
-                <w:sz w:val="36"/>
-                <w:szCs w:val="28"/>
-                <w:lang w:bidi="ta-IN"/>
-              </w:rPr>
-              <w:t>†</w:t>
-            </w:r>
-            <w:r>
-              <w:rPr>
-                <w:rFonts w:ascii="Latha" w:hAnsi="Latha" w:cs="Latha"/>
-                <w:sz w:val="28"/>
-                <w:szCs w:val="28"/>
-                <w:lang w:bidi="ta-IN"/>
-              </w:rPr>
-              <w:t xml:space="preserve"> </w:t>
-            </w:r>
-            <w:r>
-              <w:rPr>
-                <w:rFonts w:ascii="Latha" w:hAnsi="Latha" w:cs="Latha"/>
-                <w:sz w:val="28"/>
-                <w:szCs w:val="28"/>
-                <w:cs/>
-                <w:lang w:bidi="ta-IN"/>
-              </w:rPr>
-              <w:t>முஞ்சதே</w:t>
-            </w:r>
-            <w:r>
-              <w:rPr>
-                <w:rFonts w:ascii="Latha" w:hAnsi="Latha" w:cs="Latha"/>
-                <w:sz w:val="28"/>
-                <w:szCs w:val="28"/>
-                <w:lang w:bidi="ta-IN"/>
-              </w:rPr>
-              <w:t xml:space="preserve"> |</w:t>
-            </w:r>
           </w:p>
         </w:tc>
       </w:tr>
@@ -12848,6 +12899,7 @@
                 <w:sz w:val="28"/>
                 <w:szCs w:val="32"/>
               </w:rPr>
+              <w:lastRenderedPageBreak/>
               <w:t>T.S.4.3.11.4 – Kramam</w:t>
             </w:r>
           </w:p>
@@ -13777,7 +13829,6 @@
                 <w:sz w:val="28"/>
                 <w:szCs w:val="32"/>
               </w:rPr>
-              <w:lastRenderedPageBreak/>
               <w:t>T.S.4.3.12.2 – Kramam</w:t>
             </w:r>
           </w:p>
@@ -17452,6 +17503,7 @@
                 <w:sz w:val="28"/>
                 <w:szCs w:val="32"/>
               </w:rPr>
+              <w:lastRenderedPageBreak/>
               <w:t>T.S.4.3.13.8 – Kramam</w:t>
             </w:r>
           </w:p>
@@ -17894,7 +17946,6 @@
                 <w:sz w:val="28"/>
                 <w:szCs w:val="32"/>
               </w:rPr>
-              <w:lastRenderedPageBreak/>
               <w:t>T.S.4.3.13.8 – Kramam</w:t>
             </w:r>
           </w:p>
@@ -18424,16 +18475,7 @@
           <w:bCs/>
           <w:sz w:val="32"/>
         </w:rPr>
-        <w:t xml:space="preserve">replaced </w:t>
-      </w:r>
-      <w:proofErr w:type="gramStart"/>
-      <w:r>
-        <w:rPr>
-          <w:b/>
-          <w:bCs/>
-          <w:sz w:val="32"/>
-        </w:rPr>
-        <w:t>with</w:t>
+        <w:t>replaced with</w:t>
       </w:r>
       <w:r>
         <w:rPr>
@@ -18455,7 +18497,6 @@
         </w:rPr>
         <w:t>"</w:t>
       </w:r>
-      <w:proofErr w:type="gramEnd"/>
       <w:r>
         <w:rPr>
           <w:rFonts w:ascii="Latha" w:hAnsi="Latha" w:cs="Latha"/>
@@ -18506,30 +18547,6 @@
         <w:pBdr>
           <w:bottom w:val="double" w:sz="6" w:space="1" w:color="auto"/>
         </w:pBdr>
-        <w:jc w:val="center"/>
-        <w:rPr>
-          <w:b/>
-          <w:bCs/>
-          <w:sz w:val="32"/>
-          <w:szCs w:val="32"/>
-          <w:u w:val="single"/>
-        </w:rPr>
-      </w:pPr>
-    </w:p>
-    <w:p>
-      <w:pPr>
-        <w:jc w:val="center"/>
-        <w:rPr>
-          <w:b/>
-          <w:bCs/>
-          <w:sz w:val="32"/>
-          <w:szCs w:val="32"/>
-          <w:u w:val="single"/>
-        </w:rPr>
-      </w:pPr>
-    </w:p>
-    <w:p>
-      <w:pPr>
         <w:jc w:val="center"/>
         <w:rPr>
           <w:b/>
